--- a/NOAA-quarto-book.docx
+++ b/NOAA-quarto-book.docx
@@ -117,6 +117,14 @@
       </w:pPr>
       <w:r>
         <w:t xml:space="preserve">Lorem ipsum dolor sit amet, consectetur adipiscing elit. Integer commodo gravida justo consectetur condimentum. Proin eget felis non nunc tristique malesuada vel ut tortor. Vivamus lacinia aliquet lorem in congue. In hac habitasse platea dictumst. Etiam non felis iaculis, efficitur libero in, porta nunc. Sed sit amet nisi non justo scelerisque feugiat. Pellentesque porta consectetur sapien, porttitor iaculis ligula fermentum ac. Pellentesque fermentum elementum lacus non tempus. Aenean eu leo lobortis, vulputate mi at, varius sapien. In congue consectetur ultricies. Maecenas volutpat facilisis arcu, eget sodales tellus consequat nec. Integer ullamcorper ex nec leo aliquam tempus. Orci varius natoque penatibus et magnis dis parturient montes, nascetur ridiculus mus. Nunc dui massa, facilisis at aliquet eu, malesuada vel neque. Donec fermentum elit eu tortor euismod, sed mollis lacus blandit.</w:t>
+      </w:r>
+    </w:p>
+    <w:p>
+      <w:pPr>
+        <w:pStyle w:val="BodyText"/>
+      </w:pPr>
+      <w:r>
+        <w:t xml:space="preserve">New paragraph. Lorem ipsum dolor sit amet, consectetur adipiscing elit. Integer commodo gravida justo consectetur condimentum. Proin eget felis non nunc tristique malesuada vel ut tortor. Vivamus lacinia aliquet lorem in congue. In hac habitasse platea dictumst. Etiam non felis iaculis, efficitur libero in, porta nunc. Sed sit amet nisi non justo scelerisque feugiat. Pellentesque porta consectetur sapien, porttitor iaculis ligula fermentum ac. Pellentesque fermentum elementum lacus non tempus. Aenean eu leo lobortis, vulputate mi at, varius sapien. In congue consectetur ultricies. Maecenas volutpat facilisis arcu, eget sodales tellus consequat nec. Integer ullamcorper ex nec leo aliquam tempus. Orci varius natoque penatibus et magnis dis parturient montes, nascetur ridiculus mus. Nunc dui massa, facilisis at aliquet eu, malesuada vel neque. Donec fermentum elit eu tortor euismod, sed mollis lacus blandit.</w:t>
       </w:r>
     </w:p>
     <w:p>

--- a/NOAA-quarto-book.docx
+++ b/NOAA-quarto-book.docx
@@ -7,19 +7,7 @@
         <w:pStyle w:val="Title"/>
       </w:pPr>
       <w:r>
-        <w:t xml:space="preserve">NOAA</w:t>
-      </w:r>
-      <w:r>
-        <w:t xml:space="preserve"> </w:t>
-      </w:r>
-      <w:r>
-        <w:t xml:space="preserve">quarto</w:t>
-      </w:r>
-      <w:r>
-        <w:t xml:space="preserve"> </w:t>
-      </w:r>
-      <w:r>
-        <w:t xml:space="preserve">book</w:t>
+        <w:t xml:space="preserve">NOAA quarto book</w:t>
       </w:r>
     </w:p>
     <w:p>
@@ -27,13 +15,7 @@
         <w:pStyle w:val="Author"/>
       </w:pPr>
       <w:r>
-        <w:t xml:space="preserve">Jane</w:t>
-      </w:r>
-      <w:r>
-        <w:t xml:space="preserve"> </w:t>
-      </w:r>
-      <w:r>
-        <w:t xml:space="preserve">Doe</w:t>
+        <w:t xml:space="preserve">Jane Doe</w:t>
       </w:r>
     </w:p>
     <w:p>
@@ -41,13 +23,7 @@
         <w:pStyle w:val="Author"/>
       </w:pPr>
       <w:r>
-        <w:t xml:space="preserve">Eva</w:t>
-      </w:r>
-      <w:r>
-        <w:t xml:space="preserve"> </w:t>
-      </w:r>
-      <w:r>
-        <w:t xml:space="preserve">Nováková</w:t>
+        <w:t xml:space="preserve">Eva Nováková</w:t>
       </w:r>
     </w:p>
     <w:p>
@@ -55,13 +31,7 @@
         <w:pStyle w:val="Author"/>
       </w:pPr>
       <w:r>
-        <w:t xml:space="preserve">Matti</w:t>
-      </w:r>
-      <w:r>
-        <w:t xml:space="preserve"> </w:t>
-      </w:r>
-      <w:r>
-        <w:t xml:space="preserve">Meikäläinen</w:t>
+        <w:t xml:space="preserve">Matti Meikäläinen</w:t>
       </w:r>
     </w:p>
     <w:sdt>
@@ -77,19 +47,7 @@
             <w:pStyle w:val="TOCHeading"/>
           </w:pPr>
           <w:r>
-            <w:t xml:space="preserve">Table</w:t>
-          </w:r>
-          <w:r>
-            <w:t xml:space="preserve"> </w:t>
-          </w:r>
-          <w:r>
-            <w:t xml:space="preserve">of</w:t>
-          </w:r>
-          <w:r>
-            <w:t xml:space="preserve"> </w:t>
-          </w:r>
-          <w:r>
-            <w:t xml:space="preserve">contents</w:t>
+            <w:t xml:space="preserve">Table of contents</w:t>
           </w:r>
         </w:p>
         <w:p>
@@ -102,7 +60,7 @@
         </w:p>
       </w:sdtContent>
     </w:sdt>
-    <w:bookmarkStart w:id="20" w:name="executive-summary"/>
+    <w:bookmarkStart w:id="23" w:name="executive-summary"/>
     <w:p>
       <w:pPr>
         <w:pStyle w:val="Heading1"/>
@@ -132,8 +90,8 @@
         <w:br w:type="page"/>
       </w:r>
     </w:p>
-    <w:bookmarkEnd w:id="20"/>
-    <w:bookmarkStart w:id="22" w:name="set-up"/>
+    <w:bookmarkEnd w:id="23"/>
+    <w:bookmarkStart w:id="25" w:name="set-up"/>
     <w:p>
       <w:pPr>
         <w:pStyle w:val="Heading1"/>
@@ -185,7 +143,7 @@
         <w:t xml:space="preserve">The GitHub Action installs R so you can have R code in your qmd or Rmd files. Note, you do not need to make changes to your Rmd files unless your need Quarto features like cross-references.</w:t>
       </w:r>
     </w:p>
-    <w:bookmarkStart w:id="21" w:name="github-set-up"/>
+    <w:bookmarkStart w:id="24" w:name="github-set-up"/>
     <w:p>
       <w:pPr>
         <w:pStyle w:val="Heading2"/>
@@ -208,13 +166,7 @@
         <w:t xml:space="preserve"> </w:t>
       </w:r>
       <w:r>
-        <w:t xml:space="preserve">“</w:t>
-      </w:r>
-      <w:r>
-        <w:t xml:space="preserve">use template</w:t>
-      </w:r>
-      <w:r>
-        <w:t xml:space="preserve">”</w:t>
+        <w:t xml:space="preserve">“use template”</w:t>
       </w:r>
       <w:r>
         <w:t xml:space="preserve"> </w:t>
@@ -265,9 +217,9 @@
         <w:t xml:space="preserve">Edit the repo description and Readme to add a link to the webpage. When you edit the description, you will see the link url in the url box or you can click on the Actions tab or the Settings &gt; Pages page to find the url.</w:t>
       </w:r>
     </w:p>
-    <w:bookmarkEnd w:id="21"/>
-    <w:bookmarkEnd w:id="22"/>
-    <w:bookmarkStart w:id="25" w:name="customize"/>
+    <w:bookmarkEnd w:id="24"/>
+    <w:bookmarkEnd w:id="25"/>
+    <w:bookmarkStart w:id="28" w:name="customize"/>
     <w:p>
       <w:pPr>
         <w:pStyle w:val="Heading1"/>
@@ -276,7 +228,7 @@
         <w:t xml:space="preserve">2. Customize</w:t>
       </w:r>
     </w:p>
-    <w:bookmarkStart w:id="23" w:name="edit-and-add-your-pages"/>
+    <w:bookmarkStart w:id="26" w:name="edit-and-add-your-pages"/>
     <w:p>
       <w:pPr>
         <w:pStyle w:val="Heading2"/>
@@ -429,8 +381,8 @@
         <w:t xml:space="preserve">fence) is a good habit since it makes it easy for Quarto convert your qmd file to other formats (like into a presentation).</w:t>
       </w:r>
     </w:p>
-    <w:bookmarkEnd w:id="23"/>
-    <w:bookmarkStart w:id="24" w:name="add-your-pages-the-project"/>
+    <w:bookmarkEnd w:id="26"/>
+    <w:bookmarkStart w:id="27" w:name="add-your-pages-the-project"/>
     <w:p>
       <w:pPr>
         <w:pStyle w:val="Heading2"/>
@@ -460,9 +412,9 @@
         <w:t xml:space="preserve">_quarto.yml</w:t>
       </w:r>
     </w:p>
-    <w:bookmarkEnd w:id="24"/>
-    <w:bookmarkEnd w:id="25"/>
-    <w:bookmarkStart w:id="33" w:name="customization"/>
+    <w:bookmarkEnd w:id="27"/>
+    <w:bookmarkEnd w:id="28"/>
+    <w:bookmarkStart w:id="36" w:name="customization"/>
     <w:p>
       <w:pPr>
         <w:pStyle w:val="Heading1"/>
@@ -471,7 +423,7 @@
         <w:t xml:space="preserve">3. Customization</w:t>
       </w:r>
     </w:p>
-    <w:bookmarkStart w:id="27" w:name="quarto-documentation"/>
+    <w:bookmarkStart w:id="30" w:name="quarto-documentation"/>
     <w:p>
       <w:pPr>
         <w:pStyle w:val="Heading2"/>
@@ -490,7 +442,7 @@
       <w:r>
         <w:t xml:space="preserve"> </w:t>
       </w:r>
-      <w:hyperlink r:id="rId26">
+      <w:hyperlink r:id="rId29">
         <w:r>
           <w:rPr>
             <w:rStyle w:val="Hyperlink"/>
@@ -502,8 +454,8 @@
         <w:t xml:space="preserve">.</w:t>
       </w:r>
     </w:p>
-    <w:bookmarkEnd w:id="27"/>
-    <w:bookmarkStart w:id="32" w:name="examples"/>
+    <w:bookmarkEnd w:id="30"/>
+    <w:bookmarkStart w:id="35" w:name="examples"/>
     <w:p>
       <w:pPr>
         <w:pStyle w:val="Heading2"/>
@@ -528,7 +480,7 @@
           <w:numId w:val="1003"/>
         </w:numPr>
       </w:pPr>
-      <w:hyperlink r:id="rId28">
+      <w:hyperlink r:id="rId31">
         <w:r>
           <w:rPr>
             <w:rStyle w:val="Hyperlink"/>
@@ -545,7 +497,7 @@
           <w:numId w:val="1003"/>
         </w:numPr>
       </w:pPr>
-      <w:hyperlink r:id="rId29">
+      <w:hyperlink r:id="rId32">
         <w:r>
           <w:rPr>
             <w:rStyle w:val="Hyperlink"/>
@@ -562,7 +514,7 @@
           <w:numId w:val="1003"/>
         </w:numPr>
       </w:pPr>
-      <w:hyperlink r:id="rId30">
+      <w:hyperlink r:id="rId33">
         <w:r>
           <w:rPr>
             <w:rStyle w:val="Hyperlink"/>
@@ -579,7 +531,7 @@
           <w:numId w:val="1003"/>
         </w:numPr>
       </w:pPr>
-      <w:hyperlink r:id="rId31">
+      <w:hyperlink r:id="rId34">
         <w:r>
           <w:rPr>
             <w:rStyle w:val="Hyperlink"/>
@@ -609,9 +561,9 @@
         <w:t xml:space="preserve">directory.</w:t>
       </w:r>
     </w:p>
-    <w:bookmarkEnd w:id="32"/>
-    <w:bookmarkEnd w:id="33"/>
-    <w:bookmarkStart w:id="37" w:name="rendering"/>
+    <w:bookmarkEnd w:id="35"/>
+    <w:bookmarkEnd w:id="36"/>
+    <w:bookmarkStart w:id="40" w:name="rendering"/>
     <w:p>
       <w:pPr>
         <w:pStyle w:val="Heading1"/>
@@ -651,7 +603,7 @@
         <w:t xml:space="preserve">But when you are developing your content, you will want to render it locally.</w:t>
       </w:r>
     </w:p>
-    <w:bookmarkStart w:id="34" w:name="X17131cd5d27ceabf38a6ff11ba610d89760f521"/>
+    <w:bookmarkStart w:id="37" w:name="X17131cd5d27ceabf38a6ff11ba610d89760f521"/>
     <w:p>
       <w:pPr>
         <w:pStyle w:val="Heading2"/>
@@ -668,8 +620,8 @@
         <w:t xml:space="preserve">Have you updated RStudio since about August 2022? No? Then update to a newer version of RStudio. In general, you want to keep RStudio updated and it is required to have a recent version to use Quarto.</w:t>
       </w:r>
     </w:p>
-    <w:bookmarkEnd w:id="34"/>
-    <w:bookmarkStart w:id="35" w:name="step-2.-clone-and-create-rstudio-project"/>
+    <w:bookmarkEnd w:id="37"/>
+    <w:bookmarkStart w:id="38" w:name="step-2.-clone-and-create-rstudio-project"/>
     <w:p>
       <w:pPr>
         <w:pStyle w:val="Heading2"/>
@@ -689,20 +641,14 @@
         <w:t xml:space="preserve"> </w:t>
       </w:r>
       <w:r>
-        <w:t xml:space="preserve">“</w:t>
-      </w:r>
-      <w:r>
-        <w:t xml:space="preserve">Version Control</w:t>
-      </w:r>
-      <w:r>
-        <w:t xml:space="preserve">”</w:t>
+        <w:t xml:space="preserve">“Version Control”</w:t>
       </w:r>
       <w:r>
         <w:t xml:space="preserve">. Paste in the url of the repository. That will clone the repo on to your local computer. When you make changes, you will need to push those up.</w:t>
       </w:r>
     </w:p>
-    <w:bookmarkEnd w:id="35"/>
-    <w:bookmarkStart w:id="36" w:name="step-3.-render-within-rstudio"/>
+    <w:bookmarkEnd w:id="38"/>
+    <w:bookmarkStart w:id="39" w:name="step-3.-render-within-rstudio"/>
     <w:p>
       <w:pPr>
         <w:pStyle w:val="Heading2"/>
@@ -737,13 +683,7 @@
         <w:t xml:space="preserve"> </w:t>
       </w:r>
       <w:r>
-        <w:t xml:space="preserve">“</w:t>
-      </w:r>
-      <w:r>
-        <w:t xml:space="preserve">Build</w:t>
-      </w:r>
-      <w:r>
-        <w:t xml:space="preserve">”</w:t>
+        <w:t xml:space="preserve">“Build”</w:t>
       </w:r>
       <w:r>
         <w:t xml:space="preserve"> </w:t>
@@ -755,13 +695,7 @@
         <w:t xml:space="preserve"> </w:t>
       </w:r>
       <w:r>
-        <w:t xml:space="preserve">“</w:t>
-      </w:r>
-      <w:r>
-        <w:t xml:space="preserve">Render website</w:t>
-      </w:r>
-      <w:r>
-        <w:t xml:space="preserve">”</w:t>
+        <w:t xml:space="preserve">“Render website”</w:t>
       </w:r>
       <w:r>
         <w:t xml:space="preserve"> </w:t>
@@ -836,13 +770,7 @@
         <w:t xml:space="preserve"> </w:t>
       </w:r>
       <w:r>
-        <w:t xml:space="preserve">“</w:t>
-      </w:r>
-      <w:r>
-        <w:t xml:space="preserve">preview in browser</w:t>
-      </w:r>
-      <w:r>
-        <w:t xml:space="preserve">”</w:t>
+        <w:t xml:space="preserve">“preview in browser”</w:t>
       </w:r>
       <w:r>
         <w:t xml:space="preserve"> </w:t>
@@ -854,21 +782,15 @@
         <w:t xml:space="preserve"> </w:t>
       </w:r>
       <w:r>
-        <w:t xml:space="preserve">“</w:t>
-      </w:r>
-      <w:r>
-        <w:t xml:space="preserve">Show output preview in: Viewer panel</w:t>
-      </w:r>
-      <w:r>
-        <w:t xml:space="preserve">”</w:t>
+        <w:t xml:space="preserve">“Show output preview in: Viewer panel”</w:t>
       </w:r>
       <w:r>
         <w:t xml:space="preserve">.</w:t>
       </w:r>
     </w:p>
-    <w:bookmarkEnd w:id="36"/>
-    <w:bookmarkEnd w:id="37"/>
-    <w:bookmarkStart w:id="47" w:name="figures-and-tables"/>
+    <w:bookmarkEnd w:id="39"/>
+    <w:bookmarkEnd w:id="40"/>
+    <w:bookmarkStart w:id="50" w:name="figures-and-tables"/>
     <w:p>
       <w:pPr>
         <w:pStyle w:val="Heading1"/>
@@ -887,7 +809,7 @@
       <w:r>
         <w:t xml:space="preserve"> </w:t>
       </w:r>
-      <w:hyperlink r:id="rId38">
+      <w:hyperlink r:id="rId41">
         <w:r>
           <w:rPr>
             <w:rStyle w:val="Hyperlink"/>
@@ -899,7 +821,7 @@
         <w:t xml:space="preserve">.</w:t>
       </w:r>
     </w:p>
-    <w:bookmarkStart w:id="39" w:name="code"/>
+    <w:bookmarkStart w:id="42" w:name="code"/>
     <w:p>
       <w:pPr>
         <w:pStyle w:val="Heading2"/>
@@ -998,8 +920,8 @@
         <w:t xml:space="preserve"> Max.   :25.0   Max.   :120.00  </w:t>
       </w:r>
     </w:p>
-    <w:bookmarkEnd w:id="39"/>
-    <w:bookmarkStart w:id="44" w:name="including-plots"/>
+    <w:bookmarkEnd w:id="42"/>
+    <w:bookmarkStart w:id="47" w:name="including-plots"/>
     <w:p>
       <w:pPr>
         <w:pStyle w:val="Heading2"/>
@@ -1043,7 +965,7 @@
       <w:tr>
         <w:tc>
           <w:tcPr/>
-          <w:bookmarkStart w:id="43" w:name="fig-pressure"/>
+          <w:bookmarkStart w:id="46" w:name="fig-pressure"/>
           <w:p>
             <w:pPr>
               <w:pStyle w:val="Compact"/>
@@ -1054,18 +976,18 @@
                 <wp:inline>
                   <wp:extent cx="4620126" cy="3696101"/>
                   <wp:effectExtent b="0" l="0" r="0" t="0"/>
-                  <wp:docPr descr="" title="" id="41" name="Picture"/>
+                  <wp:docPr descr="" title="" id="44" name="Picture"/>
                   <a:graphic>
                     <a:graphicData uri="http://schemas.openxmlformats.org/drawingml/2006/picture">
                       <pic:pic>
                         <pic:nvPicPr>
-                          <pic:cNvPr descr="content/figures_and_tables_files/figure-docx/fig-pressure-1.png" id="42" name="Picture"/>
+                          <pic:cNvPr descr="content/figures_and_tables_files/figure-docx/fig-pressure-1.png" id="45" name="Picture"/>
                           <pic:cNvPicPr>
                             <a:picLocks noChangeArrowheads="1" noChangeAspect="1"/>
                           </pic:cNvPicPr>
                         </pic:nvPicPr>
                         <pic:blipFill>
-                          <a:blip r:embed="rId40"/>
+                          <a:blip r:embed="rId43"/>
                           <a:stretch>
                             <a:fillRect/>
                           </a:stretch>
@@ -1097,7 +1019,7 @@
               <w:jc w:val="center"/>
             </w:pPr>
             <w:pPr>
-              <w:jc w:val="start"/>
+              <w:jc w:val="left"/>
               <w:spacing w:before="200"/>
               <w:pStyle w:val="ImageCaption"/>
             </w:pPr>
@@ -1105,7 +1027,7 @@
               <w:t xml:space="preserve">Figure 5.1: Plot of pressure</w:t>
             </w:r>
           </w:p>
-          <w:bookmarkEnd w:id="43"/>
+          <w:bookmarkEnd w:id="46"/>
         </w:tc>
       </w:tr>
     </w:tbl>
@@ -1132,8 +1054,8 @@
         <w:t xml:space="preserve">parameter was added to the code chunk to prevent printing of the R code that generated the plot.</w:t>
       </w:r>
     </w:p>
-    <w:bookmarkEnd w:id="44"/>
-    <w:bookmarkStart w:id="46" w:name="including-tables"/>
+    <w:bookmarkEnd w:id="47"/>
+    <w:bookmarkStart w:id="49" w:name="including-tables"/>
     <w:p>
       <w:pPr>
         <w:pStyle w:val="Heading2"/>
@@ -1221,13 +1143,13 @@
       <w:tr>
         <w:tc>
           <w:tcPr/>
-          <w:bookmarkStart w:id="45" w:name="tbl-iris"/>
+          <w:bookmarkStart w:id="48" w:name="tbl-iris"/>
           <w:p>
             <w:pPr>
               <w:jc w:val="center"/>
             </w:pPr>
             <w:pPr>
-              <w:jc w:val="start"/>
+              <w:jc w:val="left"/>
               <w:spacing w:before="200"/>
               <w:pStyle w:val="ImageCaption"/>
             </w:pPr>
@@ -1721,475 +1643,475 @@
               </w:tc>
             </w:tr>
           </w:tbl>
-          <w:bookmarkEnd w:id="45"/>
+          <w:bookmarkEnd w:id="48"/>
           <w:p/>
         </w:tc>
       </w:tr>
     </w:tbl>
-    <w:bookmarkEnd w:id="46"/>
-    <w:bookmarkEnd w:id="47"/>
-    <w:bookmarkStart w:id="50" w:name="rendering-with-code"/>
-    <w:p>
-      <w:pPr>
-        <w:pStyle w:val="Heading1"/>
-      </w:pPr>
-      <w:r>
-        <w:t xml:space="preserve">6. Rendering with Code</w:t>
-      </w:r>
-    </w:p>
-    <w:p>
-      <w:pPr>
-        <w:pStyle w:val="FirstParagraph"/>
-      </w:pPr>
-      <w:r>
-        <w:t xml:space="preserve">You can have code (R, Python or Julia) in your qmd file. You will need to have these installed on your local computer, but presumably you do already if you are adding code to your qmd files.</w:t>
-      </w:r>
-    </w:p>
-    <w:p>
-      <w:pPr>
-        <w:pStyle w:val="SourceCode"/>
-      </w:pPr>
-      <w:r>
-        <w:rPr>
-          <w:rStyle w:val="NormalTok"/>
-        </w:rPr>
-        <w:t xml:space="preserve">x </w:t>
-      </w:r>
-      <w:r>
-        <w:rPr>
-          <w:rStyle w:val="OtherTok"/>
-        </w:rPr>
-        <w:t xml:space="preserve">&lt;-</w:t>
-      </w:r>
-      <w:r>
-        <w:rPr>
-          <w:rStyle w:val="NormalTok"/>
-        </w:rPr>
-        <w:t xml:space="preserve"> </w:t>
-      </w:r>
-      <w:r>
-        <w:rPr>
-          <w:rStyle w:val="FunctionTok"/>
-        </w:rPr>
-        <w:t xml:space="preserve">c</w:t>
-      </w:r>
-      <w:r>
-        <w:rPr>
-          <w:rStyle w:val="NormalTok"/>
-        </w:rPr>
-        <w:t xml:space="preserve">(</w:t>
-      </w:r>
-      <w:r>
-        <w:rPr>
-          <w:rStyle w:val="DecValTok"/>
-        </w:rPr>
-        <w:t xml:space="preserve">5</w:t>
-      </w:r>
-      <w:r>
-        <w:rPr>
-          <w:rStyle w:val="NormalTok"/>
-        </w:rPr>
-        <w:t xml:space="preserve">, </w:t>
-      </w:r>
-      <w:r>
-        <w:rPr>
-          <w:rStyle w:val="DecValTok"/>
-        </w:rPr>
-        <w:t xml:space="preserve">15</w:t>
-      </w:r>
-      <w:r>
-        <w:rPr>
-          <w:rStyle w:val="NormalTok"/>
-        </w:rPr>
-        <w:t xml:space="preserve">, </w:t>
-      </w:r>
-      <w:r>
-        <w:rPr>
-          <w:rStyle w:val="DecValTok"/>
-        </w:rPr>
-        <w:t xml:space="preserve">25</w:t>
-      </w:r>
-      <w:r>
-        <w:rPr>
-          <w:rStyle w:val="NormalTok"/>
-        </w:rPr>
-        <w:t xml:space="preserve">, </w:t>
-      </w:r>
-      <w:r>
-        <w:rPr>
-          <w:rStyle w:val="DecValTok"/>
-        </w:rPr>
-        <w:t xml:space="preserve">35</w:t>
-      </w:r>
-      <w:r>
-        <w:rPr>
-          <w:rStyle w:val="NormalTok"/>
-        </w:rPr>
-        <w:t xml:space="preserve">, </w:t>
-      </w:r>
-      <w:r>
-        <w:rPr>
-          <w:rStyle w:val="DecValTok"/>
-        </w:rPr>
-        <w:t xml:space="preserve">45</w:t>
-      </w:r>
-      <w:r>
-        <w:rPr>
-          <w:rStyle w:val="NormalTok"/>
-        </w:rPr>
-        <w:t xml:space="preserve">, </w:t>
-      </w:r>
-      <w:r>
-        <w:rPr>
-          <w:rStyle w:val="DecValTok"/>
-        </w:rPr>
-        <w:t xml:space="preserve">55</w:t>
-      </w:r>
-      <w:r>
-        <w:rPr>
-          <w:rStyle w:val="NormalTok"/>
-        </w:rPr>
-        <w:t xml:space="preserve">)</w:t>
-      </w:r>
-      <w:r>
-        <w:br/>
-      </w:r>
-      <w:r>
-        <w:rPr>
-          <w:rStyle w:val="NormalTok"/>
-        </w:rPr>
-        <w:t xml:space="preserve">y </w:t>
-      </w:r>
-      <w:r>
-        <w:rPr>
-          <w:rStyle w:val="OtherTok"/>
-        </w:rPr>
-        <w:t xml:space="preserve">&lt;-</w:t>
-      </w:r>
-      <w:r>
-        <w:rPr>
-          <w:rStyle w:val="NormalTok"/>
-        </w:rPr>
-        <w:t xml:space="preserve"> </w:t>
-      </w:r>
-      <w:r>
-        <w:rPr>
-          <w:rStyle w:val="FunctionTok"/>
-        </w:rPr>
-        <w:t xml:space="preserve">c</w:t>
-      </w:r>
-      <w:r>
-        <w:rPr>
-          <w:rStyle w:val="NormalTok"/>
-        </w:rPr>
-        <w:t xml:space="preserve">(</w:t>
-      </w:r>
-      <w:r>
-        <w:rPr>
-          <w:rStyle w:val="DecValTok"/>
-        </w:rPr>
-        <w:t xml:space="preserve">5</w:t>
-      </w:r>
-      <w:r>
-        <w:rPr>
-          <w:rStyle w:val="NormalTok"/>
-        </w:rPr>
-        <w:t xml:space="preserve">, </w:t>
-      </w:r>
-      <w:r>
-        <w:rPr>
-          <w:rStyle w:val="DecValTok"/>
-        </w:rPr>
-        <w:t xml:space="preserve">20</w:t>
-      </w:r>
-      <w:r>
-        <w:rPr>
-          <w:rStyle w:val="NormalTok"/>
-        </w:rPr>
-        <w:t xml:space="preserve">, </w:t>
-      </w:r>
-      <w:r>
-        <w:rPr>
-          <w:rStyle w:val="DecValTok"/>
-        </w:rPr>
-        <w:t xml:space="preserve">14</w:t>
-      </w:r>
-      <w:r>
-        <w:rPr>
-          <w:rStyle w:val="NormalTok"/>
-        </w:rPr>
-        <w:t xml:space="preserve">, </w:t>
-      </w:r>
-      <w:r>
-        <w:rPr>
-          <w:rStyle w:val="DecValTok"/>
-        </w:rPr>
-        <w:t xml:space="preserve">32</w:t>
-      </w:r>
-      <w:r>
-        <w:rPr>
-          <w:rStyle w:val="NormalTok"/>
-        </w:rPr>
-        <w:t xml:space="preserve">, </w:t>
-      </w:r>
-      <w:r>
-        <w:rPr>
-          <w:rStyle w:val="DecValTok"/>
-        </w:rPr>
-        <w:t xml:space="preserve">22</w:t>
-      </w:r>
-      <w:r>
-        <w:rPr>
-          <w:rStyle w:val="NormalTok"/>
-        </w:rPr>
-        <w:t xml:space="preserve">, </w:t>
-      </w:r>
-      <w:r>
-        <w:rPr>
-          <w:rStyle w:val="DecValTok"/>
-        </w:rPr>
-        <w:t xml:space="preserve">38</w:t>
-      </w:r>
-      <w:r>
-        <w:rPr>
-          <w:rStyle w:val="NormalTok"/>
-        </w:rPr>
-        <w:t xml:space="preserve">)</w:t>
-      </w:r>
-      <w:r>
-        <w:br/>
-      </w:r>
-      <w:r>
-        <w:rPr>
-          <w:rStyle w:val="FunctionTok"/>
-        </w:rPr>
-        <w:t xml:space="preserve">lm</w:t>
-      </w:r>
-      <w:r>
-        <w:rPr>
-          <w:rStyle w:val="NormalTok"/>
-        </w:rPr>
-        <w:t xml:space="preserve">(x </w:t>
-      </w:r>
-      <w:r>
-        <w:rPr>
-          <w:rStyle w:val="SpecialCharTok"/>
-        </w:rPr>
-        <w:t xml:space="preserve">~</w:t>
-      </w:r>
-      <w:r>
-        <w:rPr>
-          <w:rStyle w:val="NormalTok"/>
-        </w:rPr>
-        <w:t xml:space="preserve"> y)</w:t>
-      </w:r>
-    </w:p>
-    <w:p>
-      <w:pPr>
-        <w:pStyle w:val="SourceCode"/>
-      </w:pPr>
-      <w:r>
-        <w:br/>
-      </w:r>
-      <w:r>
-        <w:rPr>
-          <w:rStyle w:val="VerbatimChar"/>
-        </w:rPr>
-        <w:t xml:space="preserve">Call:</w:t>
-      </w:r>
-      <w:r>
-        <w:br/>
-      </w:r>
-      <w:r>
-        <w:rPr>
-          <w:rStyle w:val="VerbatimChar"/>
-        </w:rPr>
-        <w:t xml:space="preserve">lm(formula = x ~ y)</w:t>
-      </w:r>
-      <w:r>
-        <w:br/>
-      </w:r>
-      <w:r>
-        <w:br/>
-      </w:r>
-      <w:r>
-        <w:rPr>
-          <w:rStyle w:val="VerbatimChar"/>
-        </w:rPr>
-        <w:t xml:space="preserve">Coefficients:</w:t>
-      </w:r>
-      <w:r>
-        <w:br/>
-      </w:r>
-      <w:r>
-        <w:rPr>
-          <w:rStyle w:val="VerbatimChar"/>
-        </w:rPr>
-        <w:t xml:space="preserve">(Intercept)            y  </w:t>
-      </w:r>
-      <w:r>
-        <w:br/>
-      </w:r>
-      <w:r>
-        <w:rPr>
-          <w:rStyle w:val="VerbatimChar"/>
-        </w:rPr>
-        <w:t xml:space="preserve">      1.056        1.326  </w:t>
-      </w:r>
-    </w:p>
-    <w:bookmarkStart w:id="48" w:name="modify-the-github-action"/>
-    <w:p>
-      <w:pPr>
-        <w:pStyle w:val="Heading2"/>
-      </w:pPr>
-      <w:r>
-        <w:t xml:space="preserve">6.1 Modify the GitHub Action</w:t>
-      </w:r>
-    </w:p>
-    <w:p>
-      <w:pPr>
-        <w:pStyle w:val="FirstParagraph"/>
-      </w:pPr>
-      <w:r>
-        <w:t xml:space="preserve">You will need to change the GitHub Action in</w:t>
-      </w:r>
-      <w:r>
-        <w:t xml:space="preserve"> </w:t>
-      </w:r>
-      <w:r>
-        <w:rPr>
-          <w:rStyle w:val="VerbatimChar"/>
-        </w:rPr>
-        <w:t xml:space="preserve">.github/workflows</w:t>
-      </w:r>
-      <w:r>
-        <w:t xml:space="preserve"> </w:t>
-      </w:r>
-      <w:r>
-        <w:t xml:space="preserve">to install these and any needed packages in order for GitHub to be able to render your webpage. The GitHub Action install R since I used that in</w:t>
-      </w:r>
-      <w:r>
-        <w:t xml:space="preserve"> </w:t>
-      </w:r>
-      <w:r>
-        <w:rPr>
-          <w:rStyle w:val="VerbatimChar"/>
-        </w:rPr>
-        <w:t xml:space="preserve">code.qmd</w:t>
-      </w:r>
-      <w:r>
-        <w:t xml:space="preserve">. If you use Python or Julia instead, then you will need to update the GitHub Action to install those.</w:t>
-      </w:r>
-    </w:p>
-    <w:p>
-      <w:pPr>
-        <w:pStyle w:val="BodyText"/>
-      </w:pPr>
-      <w:r>
-        <w:t xml:space="preserve">If getting the GitHub Action to work is too much hassle (and that definitely happens), you can alway render locally and publish to the</w:t>
-      </w:r>
-      <w:r>
-        <w:t xml:space="preserve"> </w:t>
-      </w:r>
-      <w:r>
-        <w:rPr>
-          <w:rStyle w:val="VerbatimChar"/>
-        </w:rPr>
-        <w:t xml:space="preserve">gh-pages</w:t>
-      </w:r>
-      <w:r>
-        <w:t xml:space="preserve"> </w:t>
-      </w:r>
-      <w:r>
-        <w:t xml:space="preserve">branch. If you do this, make sure to delete or rename the GitHub Action to something like</w:t>
-      </w:r>
-    </w:p>
-    <w:p>
-      <w:pPr>
-        <w:pStyle w:val="SourceCode"/>
-      </w:pPr>
-      <w:r>
-        <w:rPr>
-          <w:rStyle w:val="VerbatimChar"/>
-        </w:rPr>
-        <w:t xml:space="preserve">render-and-publish.old_yml</w:t>
-      </w:r>
-    </w:p>
-    <w:p>
-      <w:pPr>
-        <w:pStyle w:val="FirstParagraph"/>
-      </w:pPr>
-      <w:r>
-        <w:t xml:space="preserve">so GitHub does not keep trying to run it. Nothing bad will happen if you don’t do this, but if you are not using the action (because it keeps failing), then you don’t need GitHub to run it.</w:t>
-      </w:r>
-    </w:p>
-    <w:bookmarkEnd w:id="48"/>
-    <w:bookmarkStart w:id="49" w:name="Xdf814e872f4053be69b75e0c2edcd5f91cea468"/>
-    <w:p>
-      <w:pPr>
-        <w:pStyle w:val="Heading2"/>
-      </w:pPr>
-      <w:r>
-        <w:t xml:space="preserve">6.2 Render locally and publish to gh-pages branch</w:t>
-      </w:r>
-    </w:p>
-    <w:p>
-      <w:pPr>
-        <w:pStyle w:val="FirstParagraph"/>
-      </w:pPr>
-      <w:r>
-        <w:t xml:space="preserve">To render locally and push up to the</w:t>
-      </w:r>
-      <w:r>
-        <w:t xml:space="preserve"> </w:t>
-      </w:r>
-      <w:r>
-        <w:rPr>
-          <w:rStyle w:val="VerbatimChar"/>
-        </w:rPr>
-        <w:t xml:space="preserve">gh-pages</w:t>
-      </w:r>
-      <w:r>
-        <w:t xml:space="preserve"> </w:t>
-      </w:r>
-      <w:r>
-        <w:t xml:space="preserve">branch, open a terminal window and then</w:t>
-      </w:r>
-      <w:r>
-        <w:t xml:space="preserve"> </w:t>
-      </w:r>
-      <w:r>
-        <w:rPr>
-          <w:rStyle w:val="VerbatimChar"/>
-        </w:rPr>
-        <w:t xml:space="preserve">cd</w:t>
-      </w:r>
-      <w:r>
-        <w:t xml:space="preserve"> </w:t>
-      </w:r>
-      <w:r>
-        <w:t xml:space="preserve">to the directory with the Quarto project. Type this in the terminal:</w:t>
-      </w:r>
-    </w:p>
-    <w:p>
-      <w:pPr>
-        <w:pStyle w:val="SourceCode"/>
-      </w:pPr>
-      <w:r>
-        <w:rPr>
-          <w:rStyle w:val="VerbatimChar"/>
-        </w:rPr>
-        <w:t xml:space="preserve">quarto render gh-pages</w:t>
-      </w:r>
-    </w:p>
     <w:bookmarkEnd w:id="49"/>
     <w:bookmarkEnd w:id="50"/>
-    <w:bookmarkStart w:id="52" w:name="references"/>
+    <w:bookmarkStart w:id="53" w:name="rendering-with-code"/>
     <w:p>
       <w:pPr>
         <w:pStyle w:val="Heading1"/>
       </w:pPr>
       <w:r>
+        <w:t xml:space="preserve">6. Rendering with Code</w:t>
+      </w:r>
+    </w:p>
+    <w:p>
+      <w:pPr>
+        <w:pStyle w:val="FirstParagraph"/>
+      </w:pPr>
+      <w:r>
+        <w:t xml:space="preserve">You can have code (R, Python or Julia) in your qmd file. You will need to have these installed on your local computer, but presumably you do already if you are adding code to your qmd files.</w:t>
+      </w:r>
+    </w:p>
+    <w:p>
+      <w:pPr>
+        <w:pStyle w:val="SourceCode"/>
+      </w:pPr>
+      <w:r>
+        <w:rPr>
+          <w:rStyle w:val="NormalTok"/>
+        </w:rPr>
+        <w:t xml:space="preserve">x </w:t>
+      </w:r>
+      <w:r>
+        <w:rPr>
+          <w:rStyle w:val="OtherTok"/>
+        </w:rPr>
+        <w:t xml:space="preserve">&lt;-</w:t>
+      </w:r>
+      <w:r>
+        <w:rPr>
+          <w:rStyle w:val="NormalTok"/>
+        </w:rPr>
+        <w:t xml:space="preserve"> </w:t>
+      </w:r>
+      <w:r>
+        <w:rPr>
+          <w:rStyle w:val="FunctionTok"/>
+        </w:rPr>
+        <w:t xml:space="preserve">c</w:t>
+      </w:r>
+      <w:r>
+        <w:rPr>
+          <w:rStyle w:val="NormalTok"/>
+        </w:rPr>
+        <w:t xml:space="preserve">(</w:t>
+      </w:r>
+      <w:r>
+        <w:rPr>
+          <w:rStyle w:val="DecValTok"/>
+        </w:rPr>
+        <w:t xml:space="preserve">5</w:t>
+      </w:r>
+      <w:r>
+        <w:rPr>
+          <w:rStyle w:val="NormalTok"/>
+        </w:rPr>
+        <w:t xml:space="preserve">, </w:t>
+      </w:r>
+      <w:r>
+        <w:rPr>
+          <w:rStyle w:val="DecValTok"/>
+        </w:rPr>
+        <w:t xml:space="preserve">15</w:t>
+      </w:r>
+      <w:r>
+        <w:rPr>
+          <w:rStyle w:val="NormalTok"/>
+        </w:rPr>
+        <w:t xml:space="preserve">, </w:t>
+      </w:r>
+      <w:r>
+        <w:rPr>
+          <w:rStyle w:val="DecValTok"/>
+        </w:rPr>
+        <w:t xml:space="preserve">25</w:t>
+      </w:r>
+      <w:r>
+        <w:rPr>
+          <w:rStyle w:val="NormalTok"/>
+        </w:rPr>
+        <w:t xml:space="preserve">, </w:t>
+      </w:r>
+      <w:r>
+        <w:rPr>
+          <w:rStyle w:val="DecValTok"/>
+        </w:rPr>
+        <w:t xml:space="preserve">35</w:t>
+      </w:r>
+      <w:r>
+        <w:rPr>
+          <w:rStyle w:val="NormalTok"/>
+        </w:rPr>
+        <w:t xml:space="preserve">, </w:t>
+      </w:r>
+      <w:r>
+        <w:rPr>
+          <w:rStyle w:val="DecValTok"/>
+        </w:rPr>
+        <w:t xml:space="preserve">45</w:t>
+      </w:r>
+      <w:r>
+        <w:rPr>
+          <w:rStyle w:val="NormalTok"/>
+        </w:rPr>
+        <w:t xml:space="preserve">, </w:t>
+      </w:r>
+      <w:r>
+        <w:rPr>
+          <w:rStyle w:val="DecValTok"/>
+        </w:rPr>
+        <w:t xml:space="preserve">55</w:t>
+      </w:r>
+      <w:r>
+        <w:rPr>
+          <w:rStyle w:val="NormalTok"/>
+        </w:rPr>
+        <w:t xml:space="preserve">)</w:t>
+      </w:r>
+      <w:r>
+        <w:br/>
+      </w:r>
+      <w:r>
+        <w:rPr>
+          <w:rStyle w:val="NormalTok"/>
+        </w:rPr>
+        <w:t xml:space="preserve">y </w:t>
+      </w:r>
+      <w:r>
+        <w:rPr>
+          <w:rStyle w:val="OtherTok"/>
+        </w:rPr>
+        <w:t xml:space="preserve">&lt;-</w:t>
+      </w:r>
+      <w:r>
+        <w:rPr>
+          <w:rStyle w:val="NormalTok"/>
+        </w:rPr>
+        <w:t xml:space="preserve"> </w:t>
+      </w:r>
+      <w:r>
+        <w:rPr>
+          <w:rStyle w:val="FunctionTok"/>
+        </w:rPr>
+        <w:t xml:space="preserve">c</w:t>
+      </w:r>
+      <w:r>
+        <w:rPr>
+          <w:rStyle w:val="NormalTok"/>
+        </w:rPr>
+        <w:t xml:space="preserve">(</w:t>
+      </w:r>
+      <w:r>
+        <w:rPr>
+          <w:rStyle w:val="DecValTok"/>
+        </w:rPr>
+        <w:t xml:space="preserve">5</w:t>
+      </w:r>
+      <w:r>
+        <w:rPr>
+          <w:rStyle w:val="NormalTok"/>
+        </w:rPr>
+        <w:t xml:space="preserve">, </w:t>
+      </w:r>
+      <w:r>
+        <w:rPr>
+          <w:rStyle w:val="DecValTok"/>
+        </w:rPr>
+        <w:t xml:space="preserve">20</w:t>
+      </w:r>
+      <w:r>
+        <w:rPr>
+          <w:rStyle w:val="NormalTok"/>
+        </w:rPr>
+        <w:t xml:space="preserve">, </w:t>
+      </w:r>
+      <w:r>
+        <w:rPr>
+          <w:rStyle w:val="DecValTok"/>
+        </w:rPr>
+        <w:t xml:space="preserve">14</w:t>
+      </w:r>
+      <w:r>
+        <w:rPr>
+          <w:rStyle w:val="NormalTok"/>
+        </w:rPr>
+        <w:t xml:space="preserve">, </w:t>
+      </w:r>
+      <w:r>
+        <w:rPr>
+          <w:rStyle w:val="DecValTok"/>
+        </w:rPr>
+        <w:t xml:space="preserve">32</w:t>
+      </w:r>
+      <w:r>
+        <w:rPr>
+          <w:rStyle w:val="NormalTok"/>
+        </w:rPr>
+        <w:t xml:space="preserve">, </w:t>
+      </w:r>
+      <w:r>
+        <w:rPr>
+          <w:rStyle w:val="DecValTok"/>
+        </w:rPr>
+        <w:t xml:space="preserve">22</w:t>
+      </w:r>
+      <w:r>
+        <w:rPr>
+          <w:rStyle w:val="NormalTok"/>
+        </w:rPr>
+        <w:t xml:space="preserve">, </w:t>
+      </w:r>
+      <w:r>
+        <w:rPr>
+          <w:rStyle w:val="DecValTok"/>
+        </w:rPr>
+        <w:t xml:space="preserve">38</w:t>
+      </w:r>
+      <w:r>
+        <w:rPr>
+          <w:rStyle w:val="NormalTok"/>
+        </w:rPr>
+        <w:t xml:space="preserve">)</w:t>
+      </w:r>
+      <w:r>
+        <w:br/>
+      </w:r>
+      <w:r>
+        <w:rPr>
+          <w:rStyle w:val="FunctionTok"/>
+        </w:rPr>
+        <w:t xml:space="preserve">lm</w:t>
+      </w:r>
+      <w:r>
+        <w:rPr>
+          <w:rStyle w:val="NormalTok"/>
+        </w:rPr>
+        <w:t xml:space="preserve">(x </w:t>
+      </w:r>
+      <w:r>
+        <w:rPr>
+          <w:rStyle w:val="SpecialCharTok"/>
+        </w:rPr>
+        <w:t xml:space="preserve">~</w:t>
+      </w:r>
+      <w:r>
+        <w:rPr>
+          <w:rStyle w:val="NormalTok"/>
+        </w:rPr>
+        <w:t xml:space="preserve"> y)</w:t>
+      </w:r>
+    </w:p>
+    <w:p>
+      <w:pPr>
+        <w:pStyle w:val="SourceCode"/>
+      </w:pPr>
+      <w:r>
+        <w:br/>
+      </w:r>
+      <w:r>
+        <w:rPr>
+          <w:rStyle w:val="VerbatimChar"/>
+        </w:rPr>
+        <w:t xml:space="preserve">Call:</w:t>
+      </w:r>
+      <w:r>
+        <w:br/>
+      </w:r>
+      <w:r>
+        <w:rPr>
+          <w:rStyle w:val="VerbatimChar"/>
+        </w:rPr>
+        <w:t xml:space="preserve">lm(formula = x ~ y)</w:t>
+      </w:r>
+      <w:r>
+        <w:br/>
+      </w:r>
+      <w:r>
+        <w:br/>
+      </w:r>
+      <w:r>
+        <w:rPr>
+          <w:rStyle w:val="VerbatimChar"/>
+        </w:rPr>
+        <w:t xml:space="preserve">Coefficients:</w:t>
+      </w:r>
+      <w:r>
+        <w:br/>
+      </w:r>
+      <w:r>
+        <w:rPr>
+          <w:rStyle w:val="VerbatimChar"/>
+        </w:rPr>
+        <w:t xml:space="preserve">(Intercept)            y  </w:t>
+      </w:r>
+      <w:r>
+        <w:br/>
+      </w:r>
+      <w:r>
+        <w:rPr>
+          <w:rStyle w:val="VerbatimChar"/>
+        </w:rPr>
+        <w:t xml:space="preserve">      1.056        1.326  </w:t>
+      </w:r>
+    </w:p>
+    <w:bookmarkStart w:id="51" w:name="modify-the-github-action"/>
+    <w:p>
+      <w:pPr>
+        <w:pStyle w:val="Heading2"/>
+      </w:pPr>
+      <w:r>
+        <w:t xml:space="preserve">6.1 Modify the GitHub Action</w:t>
+      </w:r>
+    </w:p>
+    <w:p>
+      <w:pPr>
+        <w:pStyle w:val="FirstParagraph"/>
+      </w:pPr>
+      <w:r>
+        <w:t xml:space="preserve">You will need to change the GitHub Action in</w:t>
+      </w:r>
+      <w:r>
+        <w:t xml:space="preserve"> </w:t>
+      </w:r>
+      <w:r>
+        <w:rPr>
+          <w:rStyle w:val="VerbatimChar"/>
+        </w:rPr>
+        <w:t xml:space="preserve">.github/workflows</w:t>
+      </w:r>
+      <w:r>
+        <w:t xml:space="preserve"> </w:t>
+      </w:r>
+      <w:r>
+        <w:t xml:space="preserve">to install these and any needed packages in order for GitHub to be able to render your webpage. The GitHub Action install R since I used that in</w:t>
+      </w:r>
+      <w:r>
+        <w:t xml:space="preserve"> </w:t>
+      </w:r>
+      <w:r>
+        <w:rPr>
+          <w:rStyle w:val="VerbatimChar"/>
+        </w:rPr>
+        <w:t xml:space="preserve">code.qmd</w:t>
+      </w:r>
+      <w:r>
+        <w:t xml:space="preserve">. If you use Python or Julia instead, then you will need to update the GitHub Action to install those.</w:t>
+      </w:r>
+    </w:p>
+    <w:p>
+      <w:pPr>
+        <w:pStyle w:val="BodyText"/>
+      </w:pPr>
+      <w:r>
+        <w:t xml:space="preserve">If getting the GitHub Action to work is too much hassle (and that definitely happens), you can alway render locally and publish to the</w:t>
+      </w:r>
+      <w:r>
+        <w:t xml:space="preserve"> </w:t>
+      </w:r>
+      <w:r>
+        <w:rPr>
+          <w:rStyle w:val="VerbatimChar"/>
+        </w:rPr>
+        <w:t xml:space="preserve">gh-pages</w:t>
+      </w:r>
+      <w:r>
+        <w:t xml:space="preserve"> </w:t>
+      </w:r>
+      <w:r>
+        <w:t xml:space="preserve">branch. If you do this, make sure to delete or rename the GitHub Action to something like</w:t>
+      </w:r>
+    </w:p>
+    <w:p>
+      <w:pPr>
+        <w:pStyle w:val="SourceCode"/>
+      </w:pPr>
+      <w:r>
+        <w:rPr>
+          <w:rStyle w:val="VerbatimChar"/>
+        </w:rPr>
+        <w:t xml:space="preserve">render-and-publish.old_yml</w:t>
+      </w:r>
+    </w:p>
+    <w:p>
+      <w:pPr>
+        <w:pStyle w:val="FirstParagraph"/>
+      </w:pPr>
+      <w:r>
+        <w:t xml:space="preserve">so GitHub does not keep trying to run it. Nothing bad will happen if you don’t do this, but if you are not using the action (because it keeps failing), then you don’t need GitHub to run it.</w:t>
+      </w:r>
+    </w:p>
+    <w:bookmarkEnd w:id="51"/>
+    <w:bookmarkStart w:id="52" w:name="Xdf814e872f4053be69b75e0c2edcd5f91cea468"/>
+    <w:p>
+      <w:pPr>
+        <w:pStyle w:val="Heading2"/>
+      </w:pPr>
+      <w:r>
+        <w:t xml:space="preserve">6.2 Render locally and publish to gh-pages branch</w:t>
+      </w:r>
+    </w:p>
+    <w:p>
+      <w:pPr>
+        <w:pStyle w:val="FirstParagraph"/>
+      </w:pPr>
+      <w:r>
+        <w:t xml:space="preserve">To render locally and push up to the</w:t>
+      </w:r>
+      <w:r>
+        <w:t xml:space="preserve"> </w:t>
+      </w:r>
+      <w:r>
+        <w:rPr>
+          <w:rStyle w:val="VerbatimChar"/>
+        </w:rPr>
+        <w:t xml:space="preserve">gh-pages</w:t>
+      </w:r>
+      <w:r>
+        <w:t xml:space="preserve"> </w:t>
+      </w:r>
+      <w:r>
+        <w:t xml:space="preserve">branch, open a terminal window and then</w:t>
+      </w:r>
+      <w:r>
+        <w:t xml:space="preserve"> </w:t>
+      </w:r>
+      <w:r>
+        <w:rPr>
+          <w:rStyle w:val="VerbatimChar"/>
+        </w:rPr>
+        <w:t xml:space="preserve">cd</w:t>
+      </w:r>
+      <w:r>
+        <w:t xml:space="preserve"> </w:t>
+      </w:r>
+      <w:r>
+        <w:t xml:space="preserve">to the directory with the Quarto project. Type this in the terminal:</w:t>
+      </w:r>
+    </w:p>
+    <w:p>
+      <w:pPr>
+        <w:pStyle w:val="SourceCode"/>
+      </w:pPr>
+      <w:r>
+        <w:rPr>
+          <w:rStyle w:val="VerbatimChar"/>
+        </w:rPr>
+        <w:t xml:space="preserve">quarto render gh-pages</w:t>
+      </w:r>
+    </w:p>
+    <w:bookmarkEnd w:id="52"/>
+    <w:bookmarkEnd w:id="53"/>
+    <w:bookmarkStart w:id="55" w:name="references"/>
+    <w:p>
+      <w:pPr>
+        <w:pStyle w:val="Heading1"/>
+      </w:pPr>
+      <w:r>
         <w:t xml:space="preserve">7. References</w:t>
       </w:r>
     </w:p>
@@ -2203,7 +2125,7 @@
       <w:r>
         <w:t xml:space="preserve"> </w:t>
       </w:r>
-      <w:hyperlink r:id="rId51">
+      <w:hyperlink r:id="rId54">
         <w:r>
           <w:rPr>
             <w:rStyle w:val="Hyperlink"/>
@@ -2339,8 +2261,8 @@
         <w:t xml:space="preserve">.</w:t>
       </w:r>
     </w:p>
-    <w:bookmarkEnd w:id="52"/>
-    <w:bookmarkStart w:id="55" w:name="references-1"/>
+    <w:bookmarkEnd w:id="55"/>
+    <w:bookmarkStart w:id="58" w:name="references-1"/>
     <w:p>
       <w:pPr>
         <w:pStyle w:val="Heading1"/>
@@ -2349,8 +2271,8 @@
         <w:t xml:space="preserve">References</w:t>
       </w:r>
     </w:p>
-    <w:bookmarkStart w:id="54" w:name="refs"/>
-    <w:bookmarkStart w:id="53" w:name="ref-ansley1981"/>
+    <w:bookmarkStart w:id="57" w:name="refs"/>
+    <w:bookmarkStart w:id="56" w:name="ref-ansley1981"/>
     <w:p>
       <w:pPr>
         <w:pStyle w:val="Bibliography"/>
@@ -2362,30 +2284,39 @@
         <w:t xml:space="preserve"> </w:t>
       </w:r>
       <w:r>
-        <w:t xml:space="preserve">“Migration and Standing Stock of Fishes Associated with Artificial and Natural Reefs on Georgia</w:t>
-      </w:r>
-      <w:r>
+        <w:rPr>
+          <w:i/>
+          <w:iCs/>
+        </w:rPr>
+        <w:t xml:space="preserve">Migration and Standing Stock of Fishes Associated with Artificial and Natural Reefs on Georgia</w:t>
+      </w:r>
+      <w:r>
+        <w:rPr>
+          <w:i/>
+          <w:iCs/>
+        </w:rPr>
         <w:t xml:space="preserve">’</w:t>
       </w:r>
       <w:r>
-        <w:t xml:space="preserve">s Outer Continental Shelf.”</w:t>
-      </w:r>
-      <w:r>
-        <w:t xml:space="preserve"> </w:t>
-      </w:r>
-      <w:r>
-        <w:t xml:space="preserve">Brunswick, Georgia, USA.</w:t>
-      </w:r>
-    </w:p>
-    <w:bookmarkEnd w:id="53"/>
-    <w:bookmarkEnd w:id="54"/>
-    <w:bookmarkEnd w:id="55"/>
+        <w:rPr>
+          <w:i/>
+          <w:iCs/>
+        </w:rPr>
+        <w:t xml:space="preserve">s Outer Continental Shelf</w:t>
+      </w:r>
+      <w:r>
+        <w:t xml:space="preserve">. Brunswick, Georgia, USA.</w:t>
+      </w:r>
+    </w:p>
+    <w:bookmarkEnd w:id="56"/>
+    <w:bookmarkEnd w:id="57"/>
+    <w:bookmarkEnd w:id="58"/>
     <w:sectPr>
-      <w:headerReference r:id="rId11" w:type="even"/>
+      <w:headerReference r:id="rId9" w:type="even"/>
       <w:headerReference r:id="rId10" w:type="default"/>
-      <w:footerReference r:id="rId13" w:type="even"/>
+      <w:footerReference r:id="rId11" w:type="even"/>
       <w:footerReference r:id="rId12" w:type="default"/>
-      <w:headerReference r:id="rId9" w:type="first"/>
+      <w:headerReference r:id="rId13" w:type="first"/>
       <w:footerReference r:id="rId14" w:type="first"/>
       <w:pgSz w:h="15840" w:w="12240"/>
       <w:pgMar w:bottom="1440" w:footer="720" w:gutter="0" w:header="720" w:left="1440" w:right="1440" w:top="1440"/>
